--- a/Monitoring and Controlling/Installation Guidelines for Healio.docx
+++ b/Monitoring and Controlling/Installation Guidelines for Healio.docx
@@ -8,22 +8,30 @@
         <w:rPr>
           <w:b/>
           <w:bCs/>
+          <w:sz w:val="28"/>
+          <w:szCs w:val="28"/>
         </w:rPr>
       </w:pPr>
       <w:r>
         <w:rPr>
           <w:b/>
           <w:bCs/>
-        </w:rPr>
-        <w:t>Installation Guidelines</w:t>
-      </w:r>
-      <w:r>
+          <w:sz w:val="28"/>
+          <w:szCs w:val="28"/>
+        </w:rPr>
+        <w:t>Installation Guidelines for Healio</w:t>
+      </w:r>
+    </w:p>
+    <w:p>
+      <w:pPr>
+        <w:spacing w:line="276" w:lineRule="auto"/>
         <w:rPr>
           <w:b/>
           <w:bCs/>
-        </w:rPr>
-        <w:t xml:space="preserve"> for Healio</w:t>
-      </w:r>
+          <w:sz w:val="28"/>
+          <w:szCs w:val="28"/>
+        </w:rPr>
+      </w:pPr>
     </w:p>
     <w:p>
       <w:pPr>
@@ -54,6 +62,15 @@
         </w:rPr>
         <w:t>)</w:t>
       </w:r>
+    </w:p>
+    <w:p>
+      <w:pPr>
+        <w:spacing w:line="276" w:lineRule="auto"/>
+        <w:rPr>
+          <w:b/>
+          <w:bCs/>
+        </w:rPr>
+      </w:pPr>
     </w:p>
     <w:p>
       <w:pPr>
@@ -76,8 +93,16 @@
         <w:spacing w:line="276" w:lineRule="auto"/>
       </w:pPr>
       <w:r>
-        <w:t>Download from https://www.python.org/downloads/</w:t>
-      </w:r>
+        <w:t xml:space="preserve">Download from </w:t>
+      </w:r>
+      <w:hyperlink r:id="rId5" w:history="1">
+        <w:r>
+          <w:rPr>
+            <w:rStyle w:val="Hyperlink"/>
+          </w:rPr>
+          <w:t>https://www.python.org/downloads/</w:t>
+        </w:r>
+      </w:hyperlink>
     </w:p>
     <w:p>
       <w:pPr>
@@ -107,8 +132,20 @@
         <w:spacing w:line="276" w:lineRule="auto"/>
       </w:pPr>
       <w:r>
-        <w:t>Verify: python --version</w:t>
-      </w:r>
+        <w:t xml:space="preserve">Verify: python </w:t>
+      </w:r>
+      <w:r>
+        <w:t>–</w:t>
+      </w:r>
+      <w:r>
+        <w:t>version</w:t>
+      </w:r>
+    </w:p>
+    <w:p>
+      <w:pPr>
+        <w:spacing w:line="276" w:lineRule="auto"/>
+        <w:ind w:left="720"/>
+      </w:pPr>
     </w:p>
     <w:p>
       <w:pPr>
@@ -131,8 +168,16 @@
         <w:spacing w:line="276" w:lineRule="auto"/>
       </w:pPr>
       <w:r>
-        <w:t>Download from https://developer.android.com/studio</w:t>
-      </w:r>
+        <w:t xml:space="preserve">Download from </w:t>
+      </w:r>
+      <w:hyperlink r:id="rId6" w:history="1">
+        <w:r>
+          <w:rPr>
+            <w:rStyle w:val="Hyperlink"/>
+          </w:rPr>
+          <w:t>https://developer.android.com/studio</w:t>
+        </w:r>
+      </w:hyperlink>
     </w:p>
     <w:p>
       <w:pPr>
@@ -181,6 +226,12 @@
     <w:p>
       <w:pPr>
         <w:spacing w:line="276" w:lineRule="auto"/>
+        <w:ind w:left="720"/>
+      </w:pPr>
+    </w:p>
+    <w:p>
+      <w:pPr>
+        <w:spacing w:line="276" w:lineRule="auto"/>
       </w:pPr>
       <w:r>
         <w:rPr>
@@ -199,8 +250,16 @@
         <w:spacing w:line="276" w:lineRule="auto"/>
       </w:pPr>
       <w:r>
-        <w:t>Download from https://flutter.dev/docs/get-started/install</w:t>
-      </w:r>
+        <w:t xml:space="preserve">Download from </w:t>
+      </w:r>
+      <w:hyperlink r:id="rId7" w:history="1">
+        <w:r>
+          <w:rPr>
+            <w:rStyle w:val="Hyperlink"/>
+          </w:rPr>
+          <w:t>https://flutter.dev/docs/get-started/install</w:t>
+        </w:r>
+      </w:hyperlink>
     </w:p>
     <w:p>
       <w:pPr>
@@ -229,186 +288,91 @@
     <w:p>
       <w:pPr>
         <w:spacing w:line="276" w:lineRule="auto"/>
+        <w:ind w:left="720"/>
+      </w:pPr>
+    </w:p>
+    <w:p>
+      <w:pPr>
+        <w:spacing w:line="276" w:lineRule="auto"/>
+      </w:pPr>
+      <w:r>
         <w:rPr>
           <w:b/>
           <w:bCs/>
         </w:rPr>
-      </w:pPr>
+        <w:t xml:space="preserve">4. PyCharm </w:t>
+      </w:r>
+    </w:p>
+    <w:p>
+      <w:pPr>
+        <w:numPr>
+          <w:ilvl w:val="0"/>
+          <w:numId w:val="9"/>
+        </w:numPr>
+        <w:spacing w:line="276" w:lineRule="auto"/>
+      </w:pPr>
+      <w:r>
+        <w:t xml:space="preserve">Download from </w:t>
+      </w:r>
+      <w:hyperlink r:id="rId8" w:history="1">
+        <w:r>
+          <w:rPr>
+            <w:rStyle w:val="Hyperlink"/>
+          </w:rPr>
+          <w:t>https://www.jetbrains.com/pycharm/download/</w:t>
+        </w:r>
+      </w:hyperlink>
+    </w:p>
+    <w:p>
+      <w:pPr>
+        <w:numPr>
+          <w:ilvl w:val="0"/>
+          <w:numId w:val="9"/>
+        </w:numPr>
+        <w:spacing w:line="276" w:lineRule="auto"/>
+      </w:pPr>
+      <w:r>
+        <w:t xml:space="preserve">Choose </w:t>
+      </w:r>
       <w:r>
         <w:rPr>
           <w:b/>
           <w:bCs/>
         </w:rPr>
-        <w:t>Backend Setup (Django)</w:t>
-      </w:r>
-    </w:p>
-    <w:p>
-      <w:pPr>
-        <w:spacing w:line="276" w:lineRule="auto"/>
-      </w:pPr>
-      <w:r>
-        <w:t>1. Navigate to project folder</w:t>
-      </w:r>
-    </w:p>
-    <w:p>
-      <w:pPr>
-        <w:spacing w:line="276" w:lineRule="auto"/>
-      </w:pPr>
-      <w:r>
-        <w:t>cd healthcare_system</w:t>
-      </w:r>
-    </w:p>
-    <w:p>
-      <w:pPr>
-        <w:spacing w:line="276" w:lineRule="auto"/>
-      </w:pPr>
-    </w:p>
-    <w:p>
-      <w:pPr>
-        <w:spacing w:line="276" w:lineRule="auto"/>
-      </w:pPr>
-      <w:r>
-        <w:t>2. Create virtual environment</w:t>
-      </w:r>
-    </w:p>
-    <w:p>
-      <w:pPr>
-        <w:spacing w:line="276" w:lineRule="auto"/>
-      </w:pPr>
-      <w:r>
-        <w:t>python -m venv .venv</w:t>
-      </w:r>
-    </w:p>
-    <w:p>
-      <w:pPr>
-        <w:spacing w:line="276" w:lineRule="auto"/>
-      </w:pPr>
-    </w:p>
-    <w:p>
-      <w:pPr>
-        <w:spacing w:line="276" w:lineRule="auto"/>
-      </w:pPr>
-      <w:r>
-        <w:t>3. Activate it</w:t>
-      </w:r>
-    </w:p>
-    <w:p>
-      <w:pPr>
-        <w:spacing w:line="276" w:lineRule="auto"/>
-      </w:pPr>
-      <w:r>
-        <w:t>Windows:</w:t>
-      </w:r>
-    </w:p>
-    <w:p>
-      <w:pPr>
-        <w:spacing w:line="276" w:lineRule="auto"/>
-      </w:pPr>
-      <w:r>
-        <w:t>.venv\Scripts\activate</w:t>
-      </w:r>
-    </w:p>
-    <w:p>
-      <w:pPr>
-        <w:spacing w:line="276" w:lineRule="auto"/>
-      </w:pPr>
-    </w:p>
-    <w:p>
-      <w:pPr>
-        <w:spacing w:line="276" w:lineRule="auto"/>
-      </w:pPr>
-    </w:p>
-    <w:p>
-      <w:pPr>
-        <w:spacing w:line="276" w:lineRule="auto"/>
-      </w:pPr>
-      <w:r>
-        <w:lastRenderedPageBreak/>
-        <w:t>Mac/Linux:</w:t>
-      </w:r>
-    </w:p>
-    <w:p>
-      <w:pPr>
-        <w:spacing w:line="276" w:lineRule="auto"/>
-      </w:pPr>
-      <w:r>
-        <w:t>source .venv/bin/activate</w:t>
-      </w:r>
-    </w:p>
-    <w:p>
-      <w:pPr>
-        <w:spacing w:line="276" w:lineRule="auto"/>
-      </w:pPr>
-    </w:p>
-    <w:p>
-      <w:pPr>
-        <w:spacing w:line="276" w:lineRule="auto"/>
-      </w:pPr>
-      <w:r>
-        <w:t>4. Install dependencies</w:t>
-      </w:r>
-    </w:p>
-    <w:p>
-      <w:pPr>
-        <w:spacing w:line="276" w:lineRule="auto"/>
-      </w:pPr>
-      <w:r>
-        <w:t>pip install -r requirements.txt</w:t>
-      </w:r>
-    </w:p>
-    <w:p>
-      <w:pPr>
-        <w:spacing w:line="276" w:lineRule="auto"/>
-      </w:pPr>
-    </w:p>
-    <w:p>
-      <w:pPr>
-        <w:spacing w:line="276" w:lineRule="auto"/>
-      </w:pPr>
-      <w:r>
-        <w:t>5. Run migrations</w:t>
-      </w:r>
-    </w:p>
-    <w:p>
-      <w:pPr>
-        <w:spacing w:line="276" w:lineRule="auto"/>
-      </w:pPr>
-      <w:r>
-        <w:t>python manage.py migrate</w:t>
-      </w:r>
-    </w:p>
-    <w:p>
-      <w:pPr>
-        <w:spacing w:line="276" w:lineRule="auto"/>
-      </w:pPr>
-    </w:p>
-    <w:p>
-      <w:pPr>
-        <w:spacing w:line="276" w:lineRule="auto"/>
-      </w:pPr>
-      <w:r>
-        <w:t>6. Start the server</w:t>
-      </w:r>
-    </w:p>
-    <w:p>
-      <w:pPr>
-        <w:spacing w:line="276" w:lineRule="auto"/>
-      </w:pPr>
-      <w:r>
-        <w:t>python manage.py runserver 0.0.0.0:8000</w:t>
-      </w:r>
-    </w:p>
-    <w:p>
-      <w:pPr>
-        <w:spacing w:line="276" w:lineRule="auto"/>
-      </w:pPr>
-      <w:r>
-        <w:t>Server is now running at http://localhost:8000</w:t>
-      </w:r>
-    </w:p>
-    <w:p>
-      <w:pPr>
-        <w:spacing w:line="276" w:lineRule="auto"/>
+        <w:t>Community Edition</w:t>
+      </w:r>
+      <w:r>
+        <w:t xml:space="preserve"> (free)</w:t>
+      </w:r>
+    </w:p>
+    <w:p>
+      <w:pPr>
+        <w:numPr>
+          <w:ilvl w:val="0"/>
+          <w:numId w:val="9"/>
+        </w:numPr>
+        <w:spacing w:line="276" w:lineRule="auto"/>
+      </w:pPr>
+      <w:r>
+        <w:t>Open the healthcare_system folder as a project</w:t>
+      </w:r>
+    </w:p>
+    <w:p>
+      <w:pPr>
+        <w:spacing w:line="276" w:lineRule="auto"/>
+        <w:ind w:left="720"/>
+      </w:pPr>
+    </w:p>
+    <w:p>
+      <w:pPr>
+        <w:spacing w:line="276" w:lineRule="auto"/>
+        <w:ind w:left="720"/>
+      </w:pPr>
+    </w:p>
+    <w:p>
+      <w:pPr>
+        <w:spacing w:line="276" w:lineRule="auto"/>
+        <w:ind w:left="720"/>
       </w:pPr>
     </w:p>
     <w:p>
@@ -424,89 +388,9 @@
           <w:b/>
           <w:bCs/>
         </w:rPr>
-        <w:t>Frontend Setup (Flutter)</w:t>
-      </w:r>
-    </w:p>
-    <w:p>
-      <w:pPr>
-        <w:spacing w:line="276" w:lineRule="auto"/>
-      </w:pPr>
-      <w:r>
-        <w:t>1. Navigate to Flutter folder</w:t>
-      </w:r>
-    </w:p>
-    <w:p>
-      <w:pPr>
-        <w:spacing w:line="276" w:lineRule="auto"/>
-      </w:pPr>
-      <w:r>
-        <w:t>cd healio</w:t>
-      </w:r>
-    </w:p>
-    <w:p>
-      <w:pPr>
-        <w:spacing w:line="276" w:lineRule="auto"/>
-      </w:pPr>
-    </w:p>
-    <w:p>
-      <w:pPr>
-        <w:spacing w:line="276" w:lineRule="auto"/>
-      </w:pPr>
-      <w:r>
-        <w:t>2. Get dependencies</w:t>
-      </w:r>
-    </w:p>
-    <w:p>
-      <w:pPr>
-        <w:spacing w:line="276" w:lineRule="auto"/>
-      </w:pPr>
-      <w:r>
-        <w:t>flutter pub get</w:t>
-      </w:r>
-    </w:p>
-    <w:p>
-      <w:pPr>
-        <w:spacing w:line="276" w:lineRule="auto"/>
-      </w:pPr>
-    </w:p>
-    <w:p>
-      <w:pPr>
-        <w:spacing w:line="276" w:lineRule="auto"/>
-      </w:pPr>
-      <w:r>
-        <w:t>3. Start your Android emulator first (from Android Studio)</w:t>
-      </w:r>
-    </w:p>
-    <w:p>
-      <w:pPr>
-        <w:spacing w:line="276" w:lineRule="auto"/>
-      </w:pPr>
-    </w:p>
-    <w:p>
-      <w:pPr>
-        <w:spacing w:line="276" w:lineRule="auto"/>
-      </w:pPr>
-      <w:r>
-        <w:t>4. Run the app</w:t>
-      </w:r>
-    </w:p>
-    <w:p>
-      <w:pPr>
-        <w:spacing w:line="276" w:lineRule="auto"/>
-      </w:pPr>
-      <w:r>
-        <w:t>flutter run</w:t>
-      </w:r>
-    </w:p>
-    <w:p>
-      <w:pPr>
-        <w:spacing w:line="276" w:lineRule="auto"/>
-      </w:pPr>
-    </w:p>
-    <w:p>
-      <w:pPr>
-        <w:spacing w:line="276" w:lineRule="auto"/>
-      </w:pPr>
+        <w:lastRenderedPageBreak/>
+        <w:t>Backend Setup (Django)</w:t>
+      </w:r>
     </w:p>
     <w:p>
       <w:pPr>
@@ -516,29 +400,714 @@
           <w:bCs/>
         </w:rPr>
       </w:pPr>
-      <w:r>
+    </w:p>
+    <w:p>
+      <w:pPr>
+        <w:spacing w:line="276" w:lineRule="auto"/>
+      </w:pPr>
+      <w:r>
+        <w:t>1. Navigate to project folder</w:t>
+      </w:r>
+    </w:p>
+    <w:p>
+      <w:pPr>
+        <w:spacing w:line="276" w:lineRule="auto"/>
+      </w:pPr>
+      <w:r>
+        <w:t>cd healthcare_system</w:t>
+      </w:r>
+    </w:p>
+    <w:p>
+      <w:pPr>
+        <w:spacing w:line="276" w:lineRule="auto"/>
+      </w:pPr>
+      <w:r>
+        <w:rPr>
+          <w:noProof/>
+        </w:rPr>
+        <w:drawing>
+          <wp:inline distT="0" distB="0" distL="0" distR="0" wp14:anchorId="11ABC760" wp14:editId="18336CDB">
+            <wp:extent cx="5943600" cy="1200150"/>
+            <wp:effectExtent l="0" t="0" r="0" b="0"/>
+            <wp:docPr id="124453413" name="Picture 1"/>
+            <wp:cNvGraphicFramePr>
+              <a:graphicFrameLocks xmlns:a="http://schemas.openxmlformats.org/drawingml/2006/main" noChangeAspect="1"/>
+            </wp:cNvGraphicFramePr>
+            <a:graphic xmlns:a="http://schemas.openxmlformats.org/drawingml/2006/main">
+              <a:graphicData uri="http://schemas.openxmlformats.org/drawingml/2006/picture">
+                <pic:pic xmlns:pic="http://schemas.openxmlformats.org/drawingml/2006/picture">
+                  <pic:nvPicPr>
+                    <pic:cNvPr id="124453413" name=""/>
+                    <pic:cNvPicPr/>
+                  </pic:nvPicPr>
+                  <pic:blipFill>
+                    <a:blip r:embed="rId9"/>
+                    <a:stretch>
+                      <a:fillRect/>
+                    </a:stretch>
+                  </pic:blipFill>
+                  <pic:spPr>
+                    <a:xfrm>
+                      <a:off x="0" y="0"/>
+                      <a:ext cx="5943600" cy="1200150"/>
+                    </a:xfrm>
+                    <a:prstGeom prst="rect">
+                      <a:avLst/>
+                    </a:prstGeom>
+                  </pic:spPr>
+                </pic:pic>
+              </a:graphicData>
+            </a:graphic>
+          </wp:inline>
+        </w:drawing>
+      </w:r>
+    </w:p>
+    <w:p>
+      <w:pPr>
+        <w:spacing w:line="276" w:lineRule="auto"/>
+      </w:pPr>
+    </w:p>
+    <w:p>
+      <w:pPr>
+        <w:spacing w:line="276" w:lineRule="auto"/>
+      </w:pPr>
+      <w:r>
+        <w:t>2. Create virtual environment</w:t>
+      </w:r>
+    </w:p>
+    <w:p>
+      <w:pPr>
+        <w:spacing w:line="276" w:lineRule="auto"/>
+      </w:pPr>
+      <w:r>
+        <w:t>python -m venv .venv</w:t>
+      </w:r>
+    </w:p>
+    <w:p>
+      <w:pPr>
+        <w:spacing w:line="276" w:lineRule="auto"/>
+      </w:pPr>
+      <w:r>
+        <w:rPr>
+          <w:noProof/>
+        </w:rPr>
+        <w:drawing>
+          <wp:inline distT="0" distB="0" distL="0" distR="0" wp14:anchorId="12FE7C38" wp14:editId="56184139">
+            <wp:extent cx="5943600" cy="283845"/>
+            <wp:effectExtent l="0" t="0" r="0" b="1905"/>
+            <wp:docPr id="1974304910" name="Picture 1"/>
+            <wp:cNvGraphicFramePr>
+              <a:graphicFrameLocks xmlns:a="http://schemas.openxmlformats.org/drawingml/2006/main" noChangeAspect="1"/>
+            </wp:cNvGraphicFramePr>
+            <a:graphic xmlns:a="http://schemas.openxmlformats.org/drawingml/2006/main">
+              <a:graphicData uri="http://schemas.openxmlformats.org/drawingml/2006/picture">
+                <pic:pic xmlns:pic="http://schemas.openxmlformats.org/drawingml/2006/picture">
+                  <pic:nvPicPr>
+                    <pic:cNvPr id="1974304910" name=""/>
+                    <pic:cNvPicPr/>
+                  </pic:nvPicPr>
+                  <pic:blipFill>
+                    <a:blip r:embed="rId10"/>
+                    <a:stretch>
+                      <a:fillRect/>
+                    </a:stretch>
+                  </pic:blipFill>
+                  <pic:spPr>
+                    <a:xfrm>
+                      <a:off x="0" y="0"/>
+                      <a:ext cx="5943600" cy="283845"/>
+                    </a:xfrm>
+                    <a:prstGeom prst="rect">
+                      <a:avLst/>
+                    </a:prstGeom>
+                  </pic:spPr>
+                </pic:pic>
+              </a:graphicData>
+            </a:graphic>
+          </wp:inline>
+        </w:drawing>
+      </w:r>
+    </w:p>
+    <w:p>
+      <w:pPr>
+        <w:spacing w:line="276" w:lineRule="auto"/>
+      </w:pPr>
+    </w:p>
+    <w:p>
+      <w:pPr>
+        <w:spacing w:line="276" w:lineRule="auto"/>
+      </w:pPr>
+      <w:r>
+        <w:t>3. Activate it</w:t>
+      </w:r>
+    </w:p>
+    <w:p>
+      <w:pPr>
+        <w:spacing w:line="276" w:lineRule="auto"/>
+      </w:pPr>
+      <w:r>
+        <w:t>Windows:</w:t>
+      </w:r>
+    </w:p>
+    <w:p>
+      <w:pPr>
+        <w:spacing w:line="276" w:lineRule="auto"/>
+      </w:pPr>
+      <w:r>
+        <w:t>.venv\Scripts\activate</w:t>
+      </w:r>
+    </w:p>
+    <w:p>
+      <w:pPr>
+        <w:spacing w:line="276" w:lineRule="auto"/>
+      </w:pPr>
+      <w:r>
+        <w:rPr>
+          <w:noProof/>
+        </w:rPr>
+        <w:drawing>
+          <wp:inline distT="0" distB="0" distL="0" distR="0" wp14:anchorId="5048CD98" wp14:editId="2756A633">
+            <wp:extent cx="5943600" cy="332740"/>
+            <wp:effectExtent l="0" t="0" r="0" b="0"/>
+            <wp:docPr id="1658343869" name="Picture 1"/>
+            <wp:cNvGraphicFramePr>
+              <a:graphicFrameLocks xmlns:a="http://schemas.openxmlformats.org/drawingml/2006/main" noChangeAspect="1"/>
+            </wp:cNvGraphicFramePr>
+            <a:graphic xmlns:a="http://schemas.openxmlformats.org/drawingml/2006/main">
+              <a:graphicData uri="http://schemas.openxmlformats.org/drawingml/2006/picture">
+                <pic:pic xmlns:pic="http://schemas.openxmlformats.org/drawingml/2006/picture">
+                  <pic:nvPicPr>
+                    <pic:cNvPr id="1658343869" name=""/>
+                    <pic:cNvPicPr/>
+                  </pic:nvPicPr>
+                  <pic:blipFill>
+                    <a:blip r:embed="rId11"/>
+                    <a:stretch>
+                      <a:fillRect/>
+                    </a:stretch>
+                  </pic:blipFill>
+                  <pic:spPr>
+                    <a:xfrm>
+                      <a:off x="0" y="0"/>
+                      <a:ext cx="5943600" cy="332740"/>
+                    </a:xfrm>
+                    <a:prstGeom prst="rect">
+                      <a:avLst/>
+                    </a:prstGeom>
+                  </pic:spPr>
+                </pic:pic>
+              </a:graphicData>
+            </a:graphic>
+          </wp:inline>
+        </w:drawing>
+      </w:r>
+    </w:p>
+    <w:p>
+      <w:pPr>
+        <w:spacing w:line="276" w:lineRule="auto"/>
+      </w:pPr>
+    </w:p>
+    <w:p>
+      <w:pPr>
+        <w:spacing w:line="276" w:lineRule="auto"/>
+      </w:pPr>
+      <w:r>
+        <w:t>4. Install dependencies</w:t>
+      </w:r>
+    </w:p>
+    <w:p>
+      <w:pPr>
+        <w:spacing w:line="276" w:lineRule="auto"/>
+      </w:pPr>
+      <w:r>
+        <w:t>pip install -r requirements.txt</w:t>
+      </w:r>
+    </w:p>
+    <w:p>
+      <w:pPr>
+        <w:spacing w:line="276" w:lineRule="auto"/>
+      </w:pPr>
+      <w:r>
+        <w:rPr>
+          <w:noProof/>
+        </w:rPr>
+        <w:drawing>
+          <wp:inline distT="0" distB="0" distL="0" distR="0" wp14:anchorId="4D0837C8" wp14:editId="0C3986E4">
+            <wp:extent cx="5943600" cy="314325"/>
+            <wp:effectExtent l="0" t="0" r="0" b="9525"/>
+            <wp:docPr id="191790491" name="Picture 1"/>
+            <wp:cNvGraphicFramePr>
+              <a:graphicFrameLocks xmlns:a="http://schemas.openxmlformats.org/drawingml/2006/main" noChangeAspect="1"/>
+            </wp:cNvGraphicFramePr>
+            <a:graphic xmlns:a="http://schemas.openxmlformats.org/drawingml/2006/main">
+              <a:graphicData uri="http://schemas.openxmlformats.org/drawingml/2006/picture">
+                <pic:pic xmlns:pic="http://schemas.openxmlformats.org/drawingml/2006/picture">
+                  <pic:nvPicPr>
+                    <pic:cNvPr id="191790491" name=""/>
+                    <pic:cNvPicPr/>
+                  </pic:nvPicPr>
+                  <pic:blipFill>
+                    <a:blip r:embed="rId12"/>
+                    <a:stretch>
+                      <a:fillRect/>
+                    </a:stretch>
+                  </pic:blipFill>
+                  <pic:spPr>
+                    <a:xfrm>
+                      <a:off x="0" y="0"/>
+                      <a:ext cx="5943600" cy="314325"/>
+                    </a:xfrm>
+                    <a:prstGeom prst="rect">
+                      <a:avLst/>
+                    </a:prstGeom>
+                  </pic:spPr>
+                </pic:pic>
+              </a:graphicData>
+            </a:graphic>
+          </wp:inline>
+        </w:drawing>
+      </w:r>
+    </w:p>
+    <w:p>
+      <w:pPr>
+        <w:spacing w:line="276" w:lineRule="auto"/>
+      </w:pPr>
+    </w:p>
+    <w:p>
+      <w:pPr>
+        <w:spacing w:line="276" w:lineRule="auto"/>
+      </w:pPr>
+      <w:r>
+        <w:t>5. Run migrations</w:t>
+      </w:r>
+    </w:p>
+    <w:p>
+      <w:pPr>
+        <w:spacing w:line="276" w:lineRule="auto"/>
+      </w:pPr>
+      <w:r>
+        <w:t>python manage.py migrate</w:t>
+      </w:r>
+    </w:p>
+    <w:p>
+      <w:pPr>
+        <w:spacing w:line="276" w:lineRule="auto"/>
+      </w:pPr>
+      <w:r>
+        <w:rPr>
+          <w:noProof/>
+        </w:rPr>
+        <w:drawing>
+          <wp:inline distT="0" distB="0" distL="0" distR="0" wp14:anchorId="0B1B3EBE" wp14:editId="4230283A">
+            <wp:extent cx="5943600" cy="135255"/>
+            <wp:effectExtent l="0" t="0" r="0" b="0"/>
+            <wp:docPr id="400566867" name="Picture 1"/>
+            <wp:cNvGraphicFramePr>
+              <a:graphicFrameLocks xmlns:a="http://schemas.openxmlformats.org/drawingml/2006/main" noChangeAspect="1"/>
+            </wp:cNvGraphicFramePr>
+            <a:graphic xmlns:a="http://schemas.openxmlformats.org/drawingml/2006/main">
+              <a:graphicData uri="http://schemas.openxmlformats.org/drawingml/2006/picture">
+                <pic:pic xmlns:pic="http://schemas.openxmlformats.org/drawingml/2006/picture">
+                  <pic:nvPicPr>
+                    <pic:cNvPr id="400566867" name=""/>
+                    <pic:cNvPicPr/>
+                  </pic:nvPicPr>
+                  <pic:blipFill>
+                    <a:blip r:embed="rId13"/>
+                    <a:stretch>
+                      <a:fillRect/>
+                    </a:stretch>
+                  </pic:blipFill>
+                  <pic:spPr>
+                    <a:xfrm>
+                      <a:off x="0" y="0"/>
+                      <a:ext cx="5943600" cy="135255"/>
+                    </a:xfrm>
+                    <a:prstGeom prst="rect">
+                      <a:avLst/>
+                    </a:prstGeom>
+                  </pic:spPr>
+                </pic:pic>
+              </a:graphicData>
+            </a:graphic>
+          </wp:inline>
+        </w:drawing>
+      </w:r>
+    </w:p>
+    <w:p>
+      <w:pPr>
+        <w:spacing w:line="276" w:lineRule="auto"/>
+      </w:pPr>
+    </w:p>
+    <w:p>
+      <w:pPr>
+        <w:spacing w:line="276" w:lineRule="auto"/>
+      </w:pPr>
+      <w:r>
+        <w:t>6. Start the server</w:t>
+      </w:r>
+    </w:p>
+    <w:p>
+      <w:pPr>
+        <w:spacing w:line="276" w:lineRule="auto"/>
+      </w:pPr>
+      <w:r>
+        <w:t>python manage.py runserver 0.0.0.0:8000</w:t>
+      </w:r>
+    </w:p>
+    <w:p>
+      <w:pPr>
+        <w:spacing w:line="276" w:lineRule="auto"/>
+      </w:pPr>
+      <w:r>
+        <w:rPr>
+          <w:noProof/>
+        </w:rPr>
+        <w:drawing>
+          <wp:inline distT="0" distB="0" distL="0" distR="0" wp14:anchorId="63C95465" wp14:editId="0D97C0C0">
+            <wp:extent cx="5943600" cy="200660"/>
+            <wp:effectExtent l="0" t="0" r="0" b="8890"/>
+            <wp:docPr id="416072174" name="Picture 1"/>
+            <wp:cNvGraphicFramePr>
+              <a:graphicFrameLocks xmlns:a="http://schemas.openxmlformats.org/drawingml/2006/main" noChangeAspect="1"/>
+            </wp:cNvGraphicFramePr>
+            <a:graphic xmlns:a="http://schemas.openxmlformats.org/drawingml/2006/main">
+              <a:graphicData uri="http://schemas.openxmlformats.org/drawingml/2006/picture">
+                <pic:pic xmlns:pic="http://schemas.openxmlformats.org/drawingml/2006/picture">
+                  <pic:nvPicPr>
+                    <pic:cNvPr id="416072174" name=""/>
+                    <pic:cNvPicPr/>
+                  </pic:nvPicPr>
+                  <pic:blipFill>
+                    <a:blip r:embed="rId14"/>
+                    <a:stretch>
+                      <a:fillRect/>
+                    </a:stretch>
+                  </pic:blipFill>
+                  <pic:spPr>
+                    <a:xfrm>
+                      <a:off x="0" y="0"/>
+                      <a:ext cx="5943600" cy="200660"/>
+                    </a:xfrm>
+                    <a:prstGeom prst="rect">
+                      <a:avLst/>
+                    </a:prstGeom>
+                  </pic:spPr>
+                </pic:pic>
+              </a:graphicData>
+            </a:graphic>
+          </wp:inline>
+        </w:drawing>
+      </w:r>
+    </w:p>
+    <w:p>
+      <w:pPr>
+        <w:spacing w:line="276" w:lineRule="auto"/>
+      </w:pPr>
+      <w:r>
+        <w:t xml:space="preserve">Server is now running at </w:t>
+      </w:r>
+      <w:hyperlink r:id="rId15" w:history="1">
+        <w:r>
+          <w:rPr>
+            <w:rStyle w:val="Hyperlink"/>
+          </w:rPr>
+          <w:t>http://localhost:8000</w:t>
+        </w:r>
+      </w:hyperlink>
+    </w:p>
+    <w:p>
+      <w:pPr>
+        <w:spacing w:line="276" w:lineRule="auto"/>
+      </w:pPr>
+    </w:p>
+    <w:p>
+      <w:pPr>
+        <w:spacing w:line="276" w:lineRule="auto"/>
         <w:rPr>
           <w:b/>
           <w:bCs/>
         </w:rPr>
-        <w:lastRenderedPageBreak/>
-        <w:t>Important Configuration</w:t>
-      </w:r>
-    </w:p>
-    <w:p>
-      <w:pPr>
-        <w:spacing w:line="360" w:lineRule="auto"/>
       </w:pPr>
       <w:r>
         <w:rPr>
           <w:b/>
           <w:bCs/>
         </w:rPr>
+        <w:t>Frontend Setup (Flutter)</w:t>
+      </w:r>
+    </w:p>
+    <w:p>
+      <w:pPr>
+        <w:spacing w:line="276" w:lineRule="auto"/>
+      </w:pPr>
+      <w:r>
+        <w:t>1. Navigate to Flutter folder</w:t>
+      </w:r>
+    </w:p>
+    <w:p>
+      <w:pPr>
+        <w:spacing w:line="276" w:lineRule="auto"/>
+      </w:pPr>
+      <w:r>
+        <w:t>cd healio</w:t>
+      </w:r>
+    </w:p>
+    <w:p>
+      <w:pPr>
+        <w:spacing w:line="276" w:lineRule="auto"/>
+      </w:pPr>
+      <w:r>
+        <w:drawing>
+          <wp:inline distT="0" distB="0" distL="0" distR="0" wp14:anchorId="5C936E97" wp14:editId="1F067FD5">
+            <wp:extent cx="4620270" cy="371527"/>
+            <wp:effectExtent l="0" t="0" r="0" b="9525"/>
+            <wp:docPr id="1063040284" name="Picture 1"/>
+            <wp:cNvGraphicFramePr>
+              <a:graphicFrameLocks xmlns:a="http://schemas.openxmlformats.org/drawingml/2006/main" noChangeAspect="1"/>
+            </wp:cNvGraphicFramePr>
+            <a:graphic xmlns:a="http://schemas.openxmlformats.org/drawingml/2006/main">
+              <a:graphicData uri="http://schemas.openxmlformats.org/drawingml/2006/picture">
+                <pic:pic xmlns:pic="http://schemas.openxmlformats.org/drawingml/2006/picture">
+                  <pic:nvPicPr>
+                    <pic:cNvPr id="1063040284" name=""/>
+                    <pic:cNvPicPr/>
+                  </pic:nvPicPr>
+                  <pic:blipFill>
+                    <a:blip r:embed="rId16"/>
+                    <a:stretch>
+                      <a:fillRect/>
+                    </a:stretch>
+                  </pic:blipFill>
+                  <pic:spPr>
+                    <a:xfrm>
+                      <a:off x="0" y="0"/>
+                      <a:ext cx="4620270" cy="371527"/>
+                    </a:xfrm>
+                    <a:prstGeom prst="rect">
+                      <a:avLst/>
+                    </a:prstGeom>
+                  </pic:spPr>
+                </pic:pic>
+              </a:graphicData>
+            </a:graphic>
+          </wp:inline>
+        </w:drawing>
+      </w:r>
+    </w:p>
+    <w:p>
+      <w:pPr>
+        <w:spacing w:line="276" w:lineRule="auto"/>
+      </w:pPr>
+    </w:p>
+    <w:p>
+      <w:pPr>
+        <w:spacing w:line="276" w:lineRule="auto"/>
+      </w:pPr>
+    </w:p>
+    <w:p>
+      <w:pPr>
+        <w:spacing w:line="276" w:lineRule="auto"/>
+      </w:pPr>
+      <w:r>
+        <w:t>2. Get dependencies</w:t>
+      </w:r>
+    </w:p>
+    <w:p>
+      <w:pPr>
+        <w:spacing w:line="276" w:lineRule="auto"/>
+      </w:pPr>
+      <w:r>
+        <w:t>flutter pub get</w:t>
+      </w:r>
+    </w:p>
+    <w:p>
+      <w:pPr>
+        <w:spacing w:line="276" w:lineRule="auto"/>
+      </w:pPr>
+      <w:r>
+        <w:drawing>
+          <wp:inline distT="0" distB="0" distL="0" distR="0" wp14:anchorId="1DF6CA12" wp14:editId="1FB2C47F">
+            <wp:extent cx="5734850" cy="342948"/>
+            <wp:effectExtent l="0" t="0" r="0" b="0"/>
+            <wp:docPr id="431880819" name="Picture 1"/>
+            <wp:cNvGraphicFramePr>
+              <a:graphicFrameLocks xmlns:a="http://schemas.openxmlformats.org/drawingml/2006/main" noChangeAspect="1"/>
+            </wp:cNvGraphicFramePr>
+            <a:graphic xmlns:a="http://schemas.openxmlformats.org/drawingml/2006/main">
+              <a:graphicData uri="http://schemas.openxmlformats.org/drawingml/2006/picture">
+                <pic:pic xmlns:pic="http://schemas.openxmlformats.org/drawingml/2006/picture">
+                  <pic:nvPicPr>
+                    <pic:cNvPr id="431880819" name=""/>
+                    <pic:cNvPicPr/>
+                  </pic:nvPicPr>
+                  <pic:blipFill>
+                    <a:blip r:embed="rId17"/>
+                    <a:stretch>
+                      <a:fillRect/>
+                    </a:stretch>
+                  </pic:blipFill>
+                  <pic:spPr>
+                    <a:xfrm>
+                      <a:off x="0" y="0"/>
+                      <a:ext cx="5734850" cy="342948"/>
+                    </a:xfrm>
+                    <a:prstGeom prst="rect">
+                      <a:avLst/>
+                    </a:prstGeom>
+                  </pic:spPr>
+                </pic:pic>
+              </a:graphicData>
+            </a:graphic>
+          </wp:inline>
+        </w:drawing>
+      </w:r>
+    </w:p>
+    <w:p>
+      <w:pPr>
+        <w:spacing w:line="276" w:lineRule="auto"/>
+      </w:pPr>
+    </w:p>
+    <w:p>
+      <w:pPr>
+        <w:spacing w:line="276" w:lineRule="auto"/>
+      </w:pPr>
+      <w:r>
+        <w:t>3. Start your Android emulator first (from Android Studio)</w:t>
+      </w:r>
+    </w:p>
+    <w:p>
+      <w:pPr>
+        <w:spacing w:line="276" w:lineRule="auto"/>
+      </w:pPr>
+    </w:p>
+    <w:p>
+      <w:pPr>
+        <w:spacing w:line="276" w:lineRule="auto"/>
+      </w:pPr>
+      <w:r>
+        <w:t>4. Run the app</w:t>
+      </w:r>
+    </w:p>
+    <w:p>
+      <w:pPr>
+        <w:spacing w:line="276" w:lineRule="auto"/>
+      </w:pPr>
+      <w:r>
+        <w:t>flutter run</w:t>
+      </w:r>
+    </w:p>
+    <w:p>
+      <w:pPr>
+        <w:spacing w:line="276" w:lineRule="auto"/>
+      </w:pPr>
+      <w:r>
+        <w:drawing>
+          <wp:inline distT="0" distB="0" distL="0" distR="0" wp14:anchorId="72A3FBF0" wp14:editId="1805262B">
+            <wp:extent cx="5382376" cy="400106"/>
+            <wp:effectExtent l="0" t="0" r="0" b="0"/>
+            <wp:docPr id="1970401771" name="Picture 1"/>
+            <wp:cNvGraphicFramePr>
+              <a:graphicFrameLocks xmlns:a="http://schemas.openxmlformats.org/drawingml/2006/main" noChangeAspect="1"/>
+            </wp:cNvGraphicFramePr>
+            <a:graphic xmlns:a="http://schemas.openxmlformats.org/drawingml/2006/main">
+              <a:graphicData uri="http://schemas.openxmlformats.org/drawingml/2006/picture">
+                <pic:pic xmlns:pic="http://schemas.openxmlformats.org/drawingml/2006/picture">
+                  <pic:nvPicPr>
+                    <pic:cNvPr id="1970401771" name=""/>
+                    <pic:cNvPicPr/>
+                  </pic:nvPicPr>
+                  <pic:blipFill>
+                    <a:blip r:embed="rId18"/>
+                    <a:stretch>
+                      <a:fillRect/>
+                    </a:stretch>
+                  </pic:blipFill>
+                  <pic:spPr>
+                    <a:xfrm>
+                      <a:off x="0" y="0"/>
+                      <a:ext cx="5382376" cy="400106"/>
+                    </a:xfrm>
+                    <a:prstGeom prst="rect">
+                      <a:avLst/>
+                    </a:prstGeom>
+                  </pic:spPr>
+                </pic:pic>
+              </a:graphicData>
+            </a:graphic>
+          </wp:inline>
+        </w:drawing>
+      </w:r>
+    </w:p>
+    <w:p>
+      <w:pPr>
+        <w:spacing w:line="276" w:lineRule="auto"/>
+      </w:pPr>
+    </w:p>
+    <w:p>
+      <w:pPr>
+        <w:spacing w:line="276" w:lineRule="auto"/>
+      </w:pPr>
+    </w:p>
+    <w:p>
+      <w:pPr>
+        <w:spacing w:line="276" w:lineRule="auto"/>
+      </w:pPr>
+    </w:p>
+    <w:p>
+      <w:pPr>
+        <w:spacing w:line="276" w:lineRule="auto"/>
+      </w:pPr>
+    </w:p>
+    <w:p>
+      <w:pPr>
+        <w:spacing w:line="276" w:lineRule="auto"/>
+      </w:pPr>
+    </w:p>
+    <w:p>
+      <w:pPr>
+        <w:spacing w:line="276" w:lineRule="auto"/>
+        <w:rPr>
+          <w:b/>
+          <w:bCs/>
+        </w:rPr>
+      </w:pPr>
+      <w:r>
+        <w:rPr>
+          <w:b/>
+          <w:bCs/>
+        </w:rPr>
+        <w:t>Important Configuration</w:t>
+      </w:r>
+    </w:p>
+    <w:p>
+      <w:pPr>
+        <w:spacing w:line="276" w:lineRule="auto"/>
+        <w:rPr>
+          <w:b/>
+          <w:bCs/>
+        </w:rPr>
+      </w:pPr>
+    </w:p>
+    <w:p>
+      <w:pPr>
+        <w:spacing w:line="360" w:lineRule="auto"/>
+      </w:pPr>
+      <w:r>
+        <w:rPr>
+          <w:b/>
+          <w:bCs/>
+        </w:rPr>
         <w:t xml:space="preserve">Important: </w:t>
       </w:r>
       <w:r>
         <w:t>This application is Android only. It cannot run on iPhone/iOS devices. Please use an Android emulator (recommended) or an Android physical device.</w:t>
       </w:r>
+    </w:p>
+    <w:p>
+      <w:pPr>
+        <w:spacing w:line="360" w:lineRule="auto"/>
+      </w:pPr>
     </w:p>
     <w:p>
       <w:pPr>
@@ -565,7 +1134,13 @@
         <w:spacing w:line="360" w:lineRule="auto"/>
       </w:pPr>
       <w:r>
-        <w:t>In lib/utils/constants.dart, make sure this is set:</w:t>
+        <w:t xml:space="preserve">In </w:t>
+      </w:r>
+      <w:r>
+        <w:t>healio/</w:t>
+      </w:r>
+      <w:r>
+        <w:t>lib/utils/constants.dart, make sure this is set:</w:t>
       </w:r>
     </w:p>
     <w:p>
@@ -655,6 +1230,12 @@
     </w:p>
     <w:p>
       <w:pPr>
+        <w:pStyle w:val="ListParagraph"/>
+        <w:spacing w:line="360" w:lineRule="auto"/>
+      </w:pPr>
+    </w:p>
+    <w:p>
+      <w:pPr>
         <w:spacing w:line="276" w:lineRule="auto"/>
         <w:rPr>
           <w:b/>
@@ -789,6 +1370,7 @@
         <w:spacing w:line="276" w:lineRule="auto"/>
       </w:pPr>
       <w:r>
+        <w:lastRenderedPageBreak/>
         <w:t xml:space="preserve">Phone and computer must be on the </w:t>
       </w:r>
       <w:r>
@@ -838,7 +1420,6 @@
           <w:b/>
           <w:bCs/>
         </w:rPr>
-        <w:lastRenderedPageBreak/>
         <w:t>Test Accounts (Already in Database)</w:t>
       </w:r>
     </w:p>
@@ -1850,6 +2431,155 @@
     </w:lvl>
   </w:abstractNum>
   <w:abstractNum w:abstractNumId="6" w15:restartNumberingAfterBreak="0">
+    <w:nsid w:val="642A7E9B"/>
+    <w:multiLevelType w:val="multilevel"/>
+    <w:tmpl w:val="B148C470"/>
+    <w:lvl w:ilvl="0">
+      <w:start w:val="1"/>
+      <w:numFmt w:val="bullet"/>
+      <w:lvlText w:val=""/>
+      <w:lvlJc w:val="left"/>
+      <w:pPr>
+        <w:tabs>
+          <w:tab w:val="num" w:pos="720"/>
+        </w:tabs>
+        <w:ind w:left="720" w:hanging="360"/>
+      </w:pPr>
+      <w:rPr>
+        <w:rFonts w:ascii="Symbol" w:hAnsi="Symbol" w:hint="default"/>
+        <w:sz w:val="20"/>
+      </w:rPr>
+    </w:lvl>
+    <w:lvl w:ilvl="1" w:tentative="1">
+      <w:start w:val="1"/>
+      <w:numFmt w:val="bullet"/>
+      <w:lvlText w:val="o"/>
+      <w:lvlJc w:val="left"/>
+      <w:pPr>
+        <w:tabs>
+          <w:tab w:val="num" w:pos="1440"/>
+        </w:tabs>
+        <w:ind w:left="1440" w:hanging="360"/>
+      </w:pPr>
+      <w:rPr>
+        <w:rFonts w:ascii="Courier New" w:hAnsi="Courier New" w:hint="default"/>
+        <w:sz w:val="20"/>
+      </w:rPr>
+    </w:lvl>
+    <w:lvl w:ilvl="2" w:tentative="1">
+      <w:start w:val="1"/>
+      <w:numFmt w:val="bullet"/>
+      <w:lvlText w:val=""/>
+      <w:lvlJc w:val="left"/>
+      <w:pPr>
+        <w:tabs>
+          <w:tab w:val="num" w:pos="2160"/>
+        </w:tabs>
+        <w:ind w:left="2160" w:hanging="360"/>
+      </w:pPr>
+      <w:rPr>
+        <w:rFonts w:ascii="Wingdings" w:hAnsi="Wingdings" w:hint="default"/>
+        <w:sz w:val="20"/>
+      </w:rPr>
+    </w:lvl>
+    <w:lvl w:ilvl="3" w:tentative="1">
+      <w:start w:val="1"/>
+      <w:numFmt w:val="bullet"/>
+      <w:lvlText w:val=""/>
+      <w:lvlJc w:val="left"/>
+      <w:pPr>
+        <w:tabs>
+          <w:tab w:val="num" w:pos="2880"/>
+        </w:tabs>
+        <w:ind w:left="2880" w:hanging="360"/>
+      </w:pPr>
+      <w:rPr>
+        <w:rFonts w:ascii="Wingdings" w:hAnsi="Wingdings" w:hint="default"/>
+        <w:sz w:val="20"/>
+      </w:rPr>
+    </w:lvl>
+    <w:lvl w:ilvl="4" w:tentative="1">
+      <w:start w:val="1"/>
+      <w:numFmt w:val="bullet"/>
+      <w:lvlText w:val=""/>
+      <w:lvlJc w:val="left"/>
+      <w:pPr>
+        <w:tabs>
+          <w:tab w:val="num" w:pos="3600"/>
+        </w:tabs>
+        <w:ind w:left="3600" w:hanging="360"/>
+      </w:pPr>
+      <w:rPr>
+        <w:rFonts w:ascii="Wingdings" w:hAnsi="Wingdings" w:hint="default"/>
+        <w:sz w:val="20"/>
+      </w:rPr>
+    </w:lvl>
+    <w:lvl w:ilvl="5" w:tentative="1">
+      <w:start w:val="1"/>
+      <w:numFmt w:val="bullet"/>
+      <w:lvlText w:val=""/>
+      <w:lvlJc w:val="left"/>
+      <w:pPr>
+        <w:tabs>
+          <w:tab w:val="num" w:pos="4320"/>
+        </w:tabs>
+        <w:ind w:left="4320" w:hanging="360"/>
+      </w:pPr>
+      <w:rPr>
+        <w:rFonts w:ascii="Wingdings" w:hAnsi="Wingdings" w:hint="default"/>
+        <w:sz w:val="20"/>
+      </w:rPr>
+    </w:lvl>
+    <w:lvl w:ilvl="6" w:tentative="1">
+      <w:start w:val="1"/>
+      <w:numFmt w:val="bullet"/>
+      <w:lvlText w:val=""/>
+      <w:lvlJc w:val="left"/>
+      <w:pPr>
+        <w:tabs>
+          <w:tab w:val="num" w:pos="5040"/>
+        </w:tabs>
+        <w:ind w:left="5040" w:hanging="360"/>
+      </w:pPr>
+      <w:rPr>
+        <w:rFonts w:ascii="Wingdings" w:hAnsi="Wingdings" w:hint="default"/>
+        <w:sz w:val="20"/>
+      </w:rPr>
+    </w:lvl>
+    <w:lvl w:ilvl="7" w:tentative="1">
+      <w:start w:val="1"/>
+      <w:numFmt w:val="bullet"/>
+      <w:lvlText w:val=""/>
+      <w:lvlJc w:val="left"/>
+      <w:pPr>
+        <w:tabs>
+          <w:tab w:val="num" w:pos="5760"/>
+        </w:tabs>
+        <w:ind w:left="5760" w:hanging="360"/>
+      </w:pPr>
+      <w:rPr>
+        <w:rFonts w:ascii="Wingdings" w:hAnsi="Wingdings" w:hint="default"/>
+        <w:sz w:val="20"/>
+      </w:rPr>
+    </w:lvl>
+    <w:lvl w:ilvl="8" w:tentative="1">
+      <w:start w:val="1"/>
+      <w:numFmt w:val="bullet"/>
+      <w:lvlText w:val=""/>
+      <w:lvlJc w:val="left"/>
+      <w:pPr>
+        <w:tabs>
+          <w:tab w:val="num" w:pos="6480"/>
+        </w:tabs>
+        <w:ind w:left="6480" w:hanging="360"/>
+      </w:pPr>
+      <w:rPr>
+        <w:rFonts w:ascii="Wingdings" w:hAnsi="Wingdings" w:hint="default"/>
+        <w:sz w:val="20"/>
+      </w:rPr>
+    </w:lvl>
+  </w:abstractNum>
+  <w:abstractNum w:abstractNumId="7" w15:restartNumberingAfterBreak="0">
     <w:nsid w:val="645C61F9"/>
     <w:multiLevelType w:val="multilevel"/>
     <w:tmpl w:val="D0AAA10E"/>
@@ -1962,7 +2692,7 @@
       </w:pPr>
     </w:lvl>
   </w:abstractNum>
-  <w:abstractNum w:abstractNumId="7" w15:restartNumberingAfterBreak="0">
+  <w:abstractNum w:abstractNumId="8" w15:restartNumberingAfterBreak="0">
     <w:nsid w:val="6682577D"/>
     <w:multiLevelType w:val="multilevel"/>
     <w:tmpl w:val="41CED3D0"/>
@@ -2111,7 +2841,7 @@
     <w:abstractNumId w:val="2"/>
   </w:num>
   <w:num w:numId="2" w16cid:durableId="781849637">
-    <w:abstractNumId w:val="7"/>
+    <w:abstractNumId w:val="8"/>
   </w:num>
   <w:num w:numId="3" w16cid:durableId="1163203826">
     <w:abstractNumId w:val="0"/>
@@ -2120,7 +2850,7 @@
     <w:abstractNumId w:val="1"/>
   </w:num>
   <w:num w:numId="5" w16cid:durableId="539560902">
-    <w:abstractNumId w:val="6"/>
+    <w:abstractNumId w:val="7"/>
   </w:num>
   <w:num w:numId="6" w16cid:durableId="412514260">
     <w:abstractNumId w:val="5"/>
@@ -2130,6 +2860,9 @@
   </w:num>
   <w:num w:numId="8" w16cid:durableId="2023622954">
     <w:abstractNumId w:val="4"/>
+  </w:num>
+  <w:num w:numId="9" w16cid:durableId="1161506045">
+    <w:abstractNumId w:val="6"/>
   </w:num>
 </w:numbering>
 </file>
@@ -2737,6 +3470,7 @@
   <w:style w:type="character" w:default="1" w:styleId="DefaultParagraphFont">
     <w:name w:val="Default Paragraph Font"/>
     <w:uiPriority w:val="1"/>
+    <w:semiHidden/>
     <w:unhideWhenUsed/>
   </w:style>
   <w:style w:type="table" w:default="1" w:styleId="TableNormal">
@@ -3069,6 +3803,29 @@
       </w:tblBorders>
     </w:tblPr>
   </w:style>
+  <w:style w:type="character" w:styleId="Hyperlink">
+    <w:name w:val="Hyperlink"/>
+    <w:basedOn w:val="DefaultParagraphFont"/>
+    <w:uiPriority w:val="99"/>
+    <w:unhideWhenUsed/>
+    <w:rsid w:val="00ED1B92"/>
+    <w:rPr>
+      <w:color w:val="0563C1" w:themeColor="hyperlink"/>
+      <w:u w:val="single"/>
+    </w:rPr>
+  </w:style>
+  <w:style w:type="character" w:styleId="UnresolvedMention">
+    <w:name w:val="Unresolved Mention"/>
+    <w:basedOn w:val="DefaultParagraphFont"/>
+    <w:uiPriority w:val="99"/>
+    <w:semiHidden/>
+    <w:unhideWhenUsed/>
+    <w:rsid w:val="00ED1B92"/>
+    <w:rPr>
+      <w:color w:val="605E5C"/>
+      <w:shd w:val="clear" w:color="auto" w:fill="E1DFDD"/>
+    </w:rPr>
+  </w:style>
 </w:styles>
 </file>
 
